--- a/Edgar_Hovsepyan_Resume.docx
+++ b/Edgar_Hovsepyan_Resume.docx
@@ -56,7 +56,7 @@
       <w:pPr>
         <w:spacing w:after="40"/>
       </w:pPr>
-      <w:hyperlink w:history="1" r:id="rIdpkxyeycuzunrz4c2ouck3">
+      <w:hyperlink w:history="1" r:id="rIdxjucym1gzyrd2rxacuqh9">
         <w:r>
           <w:rPr>
             <w:u w:val="single"/>
@@ -74,7 +74,7 @@
         </w:rPr>
         <w:t xml:space="preserve">  ·  </w:t>
       </w:r>
-      <w:hyperlink w:history="1" r:id="rIdyn-_7ddxw4dqyml14gjlq">
+      <w:hyperlink w:history="1" r:id="rIdcwibiqcbwp2-9k9ncczjs">
         <w:r>
           <w:rPr>
             <w:u w:val="single"/>
@@ -92,7 +92,7 @@
         </w:rPr>
         <w:t xml:space="preserve">  ·  </w:t>
       </w:r>
-      <w:hyperlink w:history="1" r:id="rIddl23q9wxzidj87x1-kuvz">
+      <w:hyperlink w:history="1" r:id="rId8ohbzncl5zwetmixufjmy">
         <w:r>
           <w:rPr>
             <w:u w:val="single"/>
@@ -101,6 +101,24 @@
             <w:szCs w:val="18"/>
           </w:rPr>
           <w:t xml:space="preserve">t.me/Dev_777</w:t>
+        </w:r>
+      </w:hyperlink>
+      <w:r>
+        <w:rPr>
+          <w:sz w:val="19"/>
+          <w:szCs w:val="19"/>
+        </w:rPr>
+        <w:t xml:space="preserve">  ·  </w:t>
+      </w:r>
+      <w:hyperlink w:history="1" r:id="rIdb16kh9do6eswvdoo6b2j5">
+        <w:r>
+          <w:rPr>
+            <w:u w:val="single"/>
+            <w:color w:val="1A4D8F"/>
+            <w:sz w:val="18"/>
+            <w:szCs w:val="18"/>
+          </w:rPr>
+          <w:t xml:space="preserve">edgarhovsepyan.github.io</w:t>
         </w:r>
       </w:hyperlink>
     </w:p>

--- a/Edgar_Hovsepyan_Resume.docx
+++ b/Edgar_Hovsepyan_Resume.docx
@@ -100,7 +100,7 @@
             <w:sz w:val="18"/>
             <w:szCs w:val="18"/>
           </w:rPr>
-          <w:t xml:space="preserve">t.me/Dev_777</w:t>
+          <w:t xml:space="preserve">t.me/Dev_context</w:t>
         </w:r>
       </w:hyperlink>
       <w:r>

--- a/Edgar_Hovsepyan_Resume.docx
+++ b/Edgar_Hovsepyan_Resume.docx
@@ -1053,7 +1053,7 @@
           <w:sz w:val="19"/>
           <w:szCs w:val="19"/>
         </w:rPr>
-        <w:t xml:space="preserve">SBC Awards Americas 2025 — Game of the Year shortlist · Non-Stop Roulette, Pascal Gaming (team credit).</w:t>
+        <w:t xml:space="preserve">SBC Awards Americas 2025 — Game of the Year shortlist · Non-Stop Roulette, Pascal Gaming (team credit). · B.F.T.H. Arena Awards 2024 — Finalist.</w:t>
       </w:r>
     </w:p>
     <w:p>

--- a/Edgar_Hovsepyan_Resume.docx
+++ b/Edgar_Hovsepyan_Resume.docx
@@ -29,7 +29,7 @@
           <w:sz w:val="22"/>
           <w:szCs w:val="22"/>
         </w:rPr>
-        <w:t xml:space="preserve">Senior HTML5 Game Developer — iGaming · PixiJS v8 · WebGL / WebGPU</w:t>
+        <w:t xml:space="preserve">Senior Game Developer (Web · 2D/3D) — iGaming · PixiJS v8 · WebGL / WebGPU</w:t>
       </w:r>
     </w:p>
     <w:p>
@@ -150,7 +150,7 @@
           <w:sz w:val="19"/>
           <w:szCs w:val="19"/>
         </w:rPr>
-        <w:t xml:space="preserve">Senior HTML5 game developer with 7+ years and 50+ live casino titles shipped end-to-end in PixiJS / TypeScript — slots, live and table games, blank canvas to regulator-ready. Specialist in game-feel and win-ceremony craft, holding 120 fps on mobile. My edge is the production AI tooling I build for the studio — Claude Code + MCP build pipelines and AI animation-QA that accelerate how fast the team ships.</w:t>
+        <w:t xml:space="preserve">I build real-time games for the web. In seven years I have shipped 50+ casino titles end to end at Pascal Gaming (BetConstruct) and Extra Studio, from 2D slots and physics games to live and 3D roulette, on PixiJS, Three.js and custom WebGL/WebGPU pipelines. Before that I led a cross-functional Unity, Unreal, front-end, back-end and QA team for four years building VR/AR/WebXR worlds at a metaverse platform. I care about the hard parts: deterministic physics that lands exactly on the server-decided outcome, 120 fps win ceremonies on mid-tier phones, and code that survives certification review in a regulated industry.</w:t>
       </w:r>
     </w:p>
     <w:p>
@@ -187,7 +187,7 @@
           <w:sz w:val="21"/>
           <w:szCs w:val="21"/>
         </w:rPr>
-        <w:t xml:space="preserve">Senior HTML5 Game Developer</w:t>
+        <w:t xml:space="preserve">Senior Game Developer (Web · 2D/3D)</w:t>
       </w:r>
       <w:r>
         <w:rPr>
@@ -408,7 +408,7 @@
           <w:sz w:val="19"/>
           <w:szCs w:val="19"/>
         </w:rPr>
-        <w:t xml:space="preserve">Delivered Web3 wallet integrations and on-chain transactions within a metaverse aggregator.</w:t>
+        <w:t xml:space="preserve">Delivered wallet and on-chain payment integrations inside the platform.</w:t>
       </w:r>
     </w:p>
     <w:p>
@@ -443,7 +443,7 @@
           <w:sz w:val="21"/>
           <w:szCs w:val="21"/>
         </w:rPr>
-        <w:t xml:space="preserve">HTML5 Game Developer — iGaming (Freelance)</w:t>
+        <w:t xml:space="preserve">Game Developer — iGaming (Freelance)</w:t>
       </w:r>
       <w:r>
         <w:rPr>
@@ -466,7 +466,7 @@
           <w:sz w:val="19"/>
           <w:szCs w:val="19"/>
         </w:rPr>
-        <w:t xml:space="preserve">Extra Studio LLC — freelance / contract (concurrent with Fastexverse)</w:t>
+        <w:t xml:space="preserve">Extra Studio LLC — freelance / contract (alongside the Fastexverse role)</w:t>
       </w:r>
     </w:p>
     <w:p>
@@ -1071,7 +1071,7 @@
           <w:sz w:val="19"/>
           <w:szCs w:val="19"/>
         </w:rPr>
-        <w:t xml:space="preserve">Armenian (native) · Russian (C1) · English (B2, upper-intermediate).</w:t>
+        <w:t xml:space="preserve">Armenian (native) · Russian (full professional proficiency) · English (professional working proficiency).</w:t>
       </w:r>
     </w:p>
     <w:sectPr>

--- a/Edgar_Hovsepyan_Resume.docx
+++ b/Edgar_Hovsepyan_Resume.docx
@@ -150,7 +150,7 @@
           <w:sz w:val="19"/>
           <w:szCs w:val="19"/>
         </w:rPr>
-        <w:t xml:space="preserve">I build real-time games for the web. In seven years I have shipped 50+ casino titles end to end at Pascal Gaming (BetConstruct) and Extra Studio, from 2D slots and physics games to live and 3D roulette, on PixiJS, Three.js and custom WebGL/WebGPU pipelines. Before that I led a cross-functional Unity, Unreal, front-end, back-end and QA team for four years building VR/AR/WebXR worlds at a metaverse platform. I care about the hard parts: deterministic physics that lands exactly on the server-decided outcome, 120 fps win ceremonies on mid-tier phones, and code that survives certification review in a regulated industry.</w:t>
+        <w:t xml:space="preserve">I build real-time games for the web. In seven years I have shipped 50+ casino titles end to end at Pascal Gaming (BetConstruct) and Extra Studio, from 2D slots and physics games to live and 3D roulette, on PixiJS, Three.js and custom WebGL/WebGPU pipelines. Before that I spent four years at a metaverse platform leading 10 Unity developers within a cross-functional front-end, back-end and QA team, building VR/AR/WebXR worlds. I care about the hard parts: deterministic physics that lands exactly on the server-decided outcome, 120 fps win ceremonies on mid-tier phones, and code that survives certification review in a regulated industry.</w:t>
       </w:r>
     </w:p>
     <w:p>
@@ -261,7 +261,7 @@
           <w:sz w:val="19"/>
           <w:szCs w:val="19"/>
         </w:rPr>
-        <w:t xml:space="preserve">Architected the studio’s Spine + particle VFX web editor used daily by the art team, and built an AI animation-benchmark / QA tool that flags off-spec animations before integration.</w:t>
+        <w:t xml:space="preserve">Architected the studio’s Spine + particle VFX web editor used daily by 15 people across the 21-animator art team, and built an AI animation-benchmark / QA tool that flags off-spec animations before integration.</w:t>
       </w:r>
     </w:p>
     <w:p>
@@ -374,7 +374,7 @@
           <w:sz w:val="19"/>
           <w:szCs w:val="19"/>
         </w:rPr>
-        <w:t xml:space="preserve">Scaled a metaverse-aggregator platform from prototype to production as founding engineer and team lead of a cross-functional group across Unity, Unreal, front-end, back-end and QA.</w:t>
+        <w:t xml:space="preserve">Scaled a metaverse-aggregator platform from prototype to production as founding engineer and team lead of a cross-functional group across 10 Unity developers plus front-end, back-end and QA.</w:t>
       </w:r>
     </w:p>
     <w:p>
@@ -850,7 +850,7 @@
           <w:sz w:val="19"/>
           <w:szCs w:val="19"/>
         </w:rPr>
-        <w:t xml:space="preserve">Three.js / WebGL, Babylon.js, PlayCanvas, Cocos Creator, Unity, Unreal</w:t>
+        <w:t xml:space="preserve">Three.js / WebGL, Babylon.js, PlayCanvas, Cocos Creator, Unity</w:t>
       </w:r>
     </w:p>
     <w:p>

--- a/Edgar_Hovsepyan_Resume.docx
+++ b/Edgar_Hovsepyan_Resume.docx
@@ -227,7 +227,7 @@
           <w:sz w:val="19"/>
           <w:szCs w:val="19"/>
         </w:rPr>
-        <w:t xml:space="preserve">Develop and ship Pascal Gaming’s full casino catalogue in full-cycle PixiJS v8 / TypeScript across 14+ game verticals — slots, live &amp; 3D roulette, blackjack, baccarat, Hi-Lo, crash, Plinko, Mines, poker and Deal-or-No-Deal.</w:t>
+        <w:t xml:space="preserve">Own and ship Pascal Gaming’s full casino catalogue full-cycle in PixiJS v8 / TypeScript across 14+ game verticals — slots, live &amp; 3D roulette, blackjack, baccarat, Hi-Lo, crash, Plinko, Mines, poker and Deal-or-No-Deal.</w:t>
       </w:r>
     </w:p>
     <w:p>
@@ -295,7 +295,7 @@
           <w:sz w:val="19"/>
           <w:szCs w:val="19"/>
         </w:rPr>
-        <w:t xml:space="preserve">Sustain 120 fps on mid-tier mobile during win ceremonies via draw-call batching, GPU instancing and zero-GC object pooling.</w:t>
+        <w:t xml:space="preserve">Optimized win-ceremony rendering to a sustained 120 fps on mid-tier mobile via draw-call batching, GPU instancing and zero-GC object pooling.</w:t>
       </w:r>
     </w:p>
     <w:p>
